--- a/_includes/projects/future/ebmp/output/ebmp.docx
+++ b/_includes/projects/future/ebmp/output/ebmp.docx
@@ -70,6 +70,11 @@
     </w:p>
     <w:p>
       <w:pPr>
+        <w:pStyle w:val="BodyText"/>
+      </w:pPr>
+    </w:p>
+    <w:p>
+      <w:pPr>
         <w:pStyle w:val="Heading4"/>
       </w:pPr>
       <w:bookmarkStart w:id="21" w:name="basic-terminology"/>
@@ -169,6 +174,11 @@
       <w:r>
         <w:t xml:space="preserve">A path with timed component such as velocity and accleration.</w:t>
       </w:r>
+    </w:p>
+    <w:p>
+      <w:pPr>
+        <w:pStyle w:val="FirstParagraph"/>
+      </w:pPr>
     </w:p>
     <w:p>
       <w:pPr>
@@ -265,6 +275,14 @@
     </w:p>
     <w:p>
       <w:pPr>
+        <w:pStyle w:val="FirstParagraph"/>
+      </w:pPr>
+      <w:r>
+        <w:t xml:space="preserve"> </w:t>
+      </w:r>
+    </w:p>
+    <w:p>
+      <w:pPr>
         <w:pStyle w:val="Heading3"/>
       </w:pPr>
       <w:bookmarkStart w:id="24" w:name="what-is-experience-based-motion-planning"/>
@@ -279,6 +297,14 @@
       </w:pPr>
       <w:r>
         <w:t xml:space="preserve">Using the data form the trajectory of the past, to compute the new trajectory quicky rather than Planning From Stratch. (PFS)</w:t>
+      </w:r>
+    </w:p>
+    <w:p>
+      <w:pPr>
+        <w:pStyle w:val="BodyText"/>
+      </w:pPr>
+      <w:r>
+        <w:t xml:space="preserve"> </w:t>
       </w:r>
     </w:p>
     <w:p>
@@ -313,6 +339,17 @@
       </w:pPr>
       <w:r>
         <w:t xml:space="preserve">How to retrive &amp; repair the past tarjectory much faster than time needed for PFS. ?</w:t>
+      </w:r>
+    </w:p>
+    <w:p>
+      <w:pPr>
+        <w:pStyle w:val="FirstParagraph"/>
+      </w:pPr>
+      <w:r>
+        <w:t xml:space="preserve"> </w:t>
+      </w:r>
+      <w:r>
+        <w:t xml:space="preserve"> </w:t>
       </w:r>
     </w:p>
     <w:p>
